--- a/docs/docx/documentacao-funcional.docx
+++ b/docs/docx/documentacao-funcional.docx
@@ -1084,7 +1084,24 @@
         </w:rPr>
         <w:t xml:space="preserve">: quantidade de linhas por operadora, quantas estão
 atribuídas ou disponíveis, e um gráfico de custo mensal por operadora ao longo do ano
-(com filtro por departamento, operadora, mês e ano).</w:t>
+civil, de </w:t>
+      </w:r>
+      <w:r>
+        <w:rPr>
+          <w:rFonts w:ascii="Calibri" w:cs="Calibri" w:eastAsia="Calibri" w:hAnsi="Calibri"/>
+          <w:b/>
+          <w:bCs/>
+          <w:color w:val="1A1F2B"/>
+        </w:rPr>
+        <w:t xml:space="preserve">janeiro a dezembro</w:t>
+      </w:r>
+      <w:r>
+        <w:rPr>
+          <w:rFonts w:ascii="Calibri" w:cs="Calibri" w:eastAsia="Calibri" w:hAnsi="Calibri"/>
+          <w:color w:val="1A1F2B"/>
+        </w:rPr>
+        <w:t xml:space="preserve"> (com filtro por departamento, operadora, mês e ano).
+Cada operadora tem sempre a mesma cor: Claro vermelho, Oi verde, TIM azul e Vivo roxo.</w:t>
       </w:r>
     </w:p>
     <w:p>
@@ -2343,7 +2360,7 @@
         <w:t xml:space="preserve">Detalhes técnicos de como as credenciais do sistema são guardadas e trocadas estão no
 documento técnico </w:t>
       </w:r>
-      <w:hyperlink w:history="1" r:id="rIdv9plt-hpvcjw9bxsuyibl">
+      <w:hyperlink w:history="1" r:id="rIdfpczdn_vcrxprd8m8ohrc">
         <w:r>
           <w:rPr>
             <w:rFonts w:ascii="Calibri" w:cs="Calibri" w:eastAsia="Calibri" w:hAnsi="Calibri"/>
